--- a/docx/196.Đăng ký công tác viên_SRS_AI_Generated.docx
+++ b/docx/196.Đăng ký công tác viên_SRS_AI_Generated.docx
@@ -43,7 +43,7 @@
     </w:p>
     <w:p>
       <w:r>
-        <w:t xml:space="preserve">Cho phép NSD là cá nhân (công dân, luật sư, chuyên gia pháp lý, học giả) đăng ký trở thành cộng tác viên nội dung của Cổng Pháp luật Quốc gia. Quy trình đăng ký được thực hiện qua wizard nhiều bước có progress bar, bao gồm: nhập thông tin cá nhân, khai báo chuyên môn và kinh nghiệm, tải lên tài liệu chứng minh năng lực, và xác nhận gửi hồ sơ. Hồ sơ sau khi gửi sẽ chờ Ban biên tập xét duyệt. Người dùng có thể lưu nháp tự động và quay lại hoàn thiện bất cứ lúc nào.</w:t>
+        <w:t xml:space="preserve">Cho phép NSD là cá nhân (công dân, luật sư, chuyên gia pháp lý, học giả) đăng ký trở thành cộng tác viên nội dung của Cổng Pháp luật Quốc gia. Quy trình đăng ký được thực hiện qua wizard nhiều bước có thanh tiến trình, bao gồm: nhập thông tin cá nhân, khai báo chuyên môn và kinh nghiệm, tải lên tài liệu chứng minh năng lực, và xác nhận gửi hồ sơ. Hồ sơ sau khi gửi sẽ chờ Ban biên tập xét duyệt. Người dùng có thể lưu nháp tự động và quay lại hoàn thiện bất cứ lúc nào.</w:t>
       </w:r>
     </w:p>
     <w:p>
@@ -118,7 +118,7 @@
         <w:t xml:space="preserve">Khách vãng lai (chưa đăng nhập)</w:t>
       </w:r>
       <w:r>
-        <w:t xml:space="preserve">: Không được truy cập form đăng ký. Hệ thống hiển thị trang giới thiệu cộng tác viên với nút "Đăng nhập để đăng ký".</w:t>
+        <w:t xml:space="preserve">: Không được truy cập biểu mẫu đăng ký. Hệ thống hiển thị trang giới thiệu cộng tác viên với nút "Đăng nhập để đăng ký".</w:t>
       </w:r>
     </w:p>
     <w:p>
@@ -179,7 +179,7 @@
         </w:numPr>
       </w:pPr>
       <w:r>
-        <w:t xml:space="preserve">Người dùng chưa có hồ sơ cộng tác viên đang ở trạng thái "Chờ duyệt" hoặc đã được "Phê duyệt". Nếu đã có: hệ thống hiển thị trạng thái hồ sơ hiện tại thay vì form đăng ký mới.</w:t>
+        <w:t xml:space="preserve">Người dùng chưa có hồ sơ cộng tác viên đang ở trạng thái "Chờ duyệt" hoặc đã được "Phê duyệt". Nếu đã có: hệ thống hiển thị trạng thái hồ sơ hiện tại thay vì biểu mẫu đăng ký mới.</w:t>
       </w:r>
     </w:p>
     <w:p>
@@ -242,7 +242,7 @@
     </w:p>
     <w:p>
       <w:r>
-        <w:t xml:space="preserve">Form đăng ký cộng tác viên dạng multi-step wizard với progress bar ở đầu trang. Wizard gồm 4 bước tuần tự. Người dùng có thể điều hướng về bước trước đã hoàn thành. Nút "Tiếp theo" chỉ kích hoạt khi dữ liệu bước hiện tại hợp lệ.</w:t>
+        <w:t xml:space="preserve">biểu mẫu đăng ký cộng tác viên dạng multi-step wizard với thanh tiến trình ở đầu trang. Wizard gồm 4 bước tuần tự. Người dùng có thể điều hướng về bước trước đã hoàn thành. Nút "Tiếp theo" chỉ kích hoạt khi dữ liệu bước hiện tại hợp lệ.</w:t>
       </w:r>
     </w:p>
     <w:p>
@@ -508,7 +508,7 @@
                 <w:sz w:val="18"/>
                 <w:szCs w:val="18"/>
               </w:rPr>
-              <w:t xml:space="preserve">Thanh tiến trình ngang ở đầu trang hiển thị 4 bước: "1 – Thông tin cá nhân", "2 – Chuyên môn &amp; Kinh nghiệm", "3 – Tài liệu &amp; Chứng chỉ", "4 – Xác nhận &amp; Gửi". Bước đã hoàn thành: icon tích xanh. Bước đang thực hiện: highlight màu chủ đạo. Bước chưa đến: màu xám.</w:t>
+              <w:t xml:space="preserve">Thanh tiến trình ngang ở đầu trang hiển thị 4 bước: "1 – Thông tin cá nhân", "2 – Chuyên môn &amp; Kinh nghiệm", "3 – Tài liệu &amp; Chứng chỉ", "4 – Xác nhận &amp; Gửi". Bước đã hoàn thành: biểu tượng tích xanh. Bước đang thực hiện: highlight màu chủ đạo. Bước chưa đến: màu xám.</w:t>
             </w:r>
           </w:p>
         </w:tc>
@@ -613,7 +613,7 @@
                 <w:sz w:val="18"/>
                 <w:szCs w:val="18"/>
               </w:rPr>
-              <w:t xml:space="preserve">Hiển thị tên bước hiện tại (ví dụ: "Bước 1 / 4 – Thông tin cá nhân") dưới progress bar.</w:t>
+              <w:t xml:space="preserve">Hiển thị tên bước hiện tại (ví dụ: "Bước 1 / 4 – Thông tin cá nhân") dưới thanh tiến trình.</w:t>
             </w:r>
           </w:p>
         </w:tc>
@@ -718,7 +718,7 @@
                 <w:sz w:val="18"/>
                 <w:szCs w:val="18"/>
               </w:rPr>
-              <w:t xml:space="preserve">Nhóm nút ở cuối mỗi bước: nút "Quay lại" (chỉ hiển thị từ bước 2 trở đi), nút "Tiếp theo" (hoặc "Gửi đăng ký" ở bước 4). Nút "Tiếp theo" bị disabled và có tooltip "Vui lòng điền đầy đủ thông tin" khi form chưa hợp lệ.</w:t>
+              <w:t xml:space="preserve">Nhóm nút ở cuối mỗi bước: nút "Quay lại" (chỉ hiển thị từ bước 2 trở đi), nút "Tiếp theo" (hoặc "Gửi đăng ký" ở bước 4). Nút "Tiếp theo" bị disabled và có tooltip "Vui lòng điền đầy đủ thông tin" khi biểu mẫu chưa hợp lệ.</w:t>
             </w:r>
           </w:p>
         </w:tc>
@@ -823,7 +823,7 @@
                 <w:sz w:val="18"/>
                 <w:szCs w:val="18"/>
               </w:rPr>
-              <w:t xml:space="preserve">Hiển thị trạng thái lưu nháp ở góc trên phải form: "Đã lưu nháp lúc HH:mm" cập nhật mỗi khi người dùng chuyển bước hoặc sau khoảng thời gian idle.</w:t>
+              <w:t xml:space="preserve">Hiển thị trạng thái lưu nháp ở góc trên phải biểu mẫu: "Đã lưu nháp lúc HH:mm" cập nhật mỗi khi người dùng chuyển bước hoặc sau khoảng thời gian idle.</w:t>
             </w:r>
           </w:p>
         </w:tc>
@@ -1052,7 +1052,7 @@
                 <w:sz w:val="18"/>
                 <w:szCs w:val="18"/>
               </w:rPr>
-              <w:t xml:space="preserve">Người dùng nhấn "Tiếp theo" để chuyển sang bước tiếp theo sau khi hệ thống validate dữ liệu bước hiện tại. Nếu có lỗi validate: hệ thống hiển thị thông báo lỗi tại trường bị lỗi, không cho phép chuyển bước. Người dùng nhấn "Quay lại" để quay về bước trước – dữ liệu đã nhập được giữ nguyên. Người dùng có thể nhấn trực tiếp vào bước đã hoàn thành trên progress bar để quay lại chỉnh sửa.</w:t>
+              <w:t xml:space="preserve">Người dùng nhấn "Tiếp theo" để chuyển sang bước tiếp theo sau khi hệ thống kiểm tra tính hợp lệ dữ liệu bước hiện tại. Nếu có lỗi kiểm tra tính hợp lệ: hệ thống hiển thị thông báo lỗi tại trường bị lỗi, không cho phép chuyển bước. Người dùng nhấn "Quay lại" để quay về bước trước – dữ liệu đã nhập được giữ nguyên. Người dùng có thể nhấn trực tiếp vào bước đã hoàn thành trên thanh tiến trình để quay lại chỉnh sửa.</w:t>
             </w:r>
           </w:p>
         </w:tc>
@@ -1137,7 +1137,7 @@
                 <w:sz w:val="18"/>
                 <w:szCs w:val="18"/>
               </w:rPr>
-              <w:t xml:space="preserve">Hệ thống tự động lưu nháp dữ liệu mỗi khi người dùng chuyển bước hoặc sau 30 giây không tương tác. Khi người dùng quay lại form sau khi đã thoát: hệ thống khôi phục dữ liệu nháp và hiển thị banner "Bạn có hồ sơ đang điền dở. Tiếp tục?" với 2 nút "Tiếp tục" và "Bắt đầu lại".</w:t>
+              <w:t xml:space="preserve">Hệ thống tự động lưu nháp dữ liệu mỗi khi người dùng chuyển bước hoặc sau 30 giây không tương tác. Khi người dùng quay lại biểu mẫu sau khi đã thoát: hệ thống khôi phục dữ liệu nháp và hiển thị banner "Bạn có hồ sơ đang điền dở. Tiếp tục?" với 2 nút "Tiếp tục" và "Bắt đầu lại".</w:t>
             </w:r>
           </w:p>
         </w:tc>
@@ -1462,7 +1462,7 @@
                 <w:sz w:val="18"/>
                 <w:szCs w:val="18"/>
               </w:rPr>
-              <w:t xml:space="preserve">Họ tên đầy đủ của người đăng ký. Định danh tự động qua hệ thống VNeID đăng nhập. Validate: không để trống, tối thiểu 3 ký tự, không chứa ký tự đặc biệt.</w:t>
+              <w:t xml:space="preserve">Họ tên đầy đủ của người đăng ký. Định danh tự động qua hệ thống VNeID đăng nhập. kiểm tra tính hợp lệ: không để trống, tối thiểu 3 ký tự, không chứa ký tự đặc biệt.</w:t>
             </w:r>
           </w:p>
         </w:tc>
@@ -1567,7 +1567,7 @@
                 <w:sz w:val="18"/>
                 <w:szCs w:val="18"/>
               </w:rPr>
-              <w:t xml:space="preserve">Ngày tháng năm sinh. Định dạng dd/mm/yyyy. Validate: người đăng ký phải đủ 18 tuổi tính đến ngày hiện tại.</w:t>
+              <w:t xml:space="preserve">Ngày tháng năm sinh. Định dạng dd/mm/yyyy. kiểm tra tính hợp lệ: người đăng ký phải đủ 18 tuổi tính đến ngày hiện tại.</w:t>
             </w:r>
           </w:p>
         </w:tc>
@@ -1777,7 +1777,7 @@
                 <w:sz w:val="18"/>
                 <w:szCs w:val="18"/>
               </w:rPr>
-              <w:t xml:space="preserve">Số điện thoại liên hệ. Validate: định dạng số điện thoại Việt Nam (10 số, bắt đầu bằng 0). Dùng để liên lạc khi cần xác minh hồ sơ.</w:t>
+              <w:t xml:space="preserve">Số điện thoại liên hệ. kiểm tra tính hợp lệ: định dạng số điện thoại Việt Nam (10 số, bắt đầu bằng 0). Dùng để liên lạc khi cần xác minh hồ sơ.</w:t>
             </w:r>
           </w:p>
         </w:tc>
@@ -1882,7 +1882,7 @@
                 <w:sz w:val="18"/>
                 <w:szCs w:val="18"/>
               </w:rPr>
-              <w:t xml:space="preserve">Email dùng để nhận thông báo kết quả xét duyệt. Validate: định dạng email hợp lệ. Mặc định là email tài khoản đăng nhập, có thể thay đổi.</w:t>
+              <w:t xml:space="preserve">Email dùng để nhận thông báo kết quả xét duyệt. kiểm tra tính hợp lệ: định dạng email hợp lệ. Mặc định là email tài khoản đăng nhập, có thể thay đổi.</w:t>
             </w:r>
           </w:p>
         </w:tc>
@@ -2836,7 +2836,7 @@
                 <w:sz w:val="18"/>
                 <w:szCs w:val="18"/>
               </w:rPr>
-              <w:t xml:space="preserve">Số năm kinh nghiệm trong lĩnh vực pháp luật đã chọn. Dropdown: "Dưới 1 năm", "1–3 năm", "3–5 năm", "5–10 năm", "Trên 10 năm".</w:t>
+              <w:t xml:space="preserve">Số năm kinh nghiệm trong lĩnh vực pháp luật đã chọn. danh sách thả xuống: "Dưới 1 năm", "1–3 năm", "3–5 năm", "5–10 năm", "Trên 10 năm".</w:t>
             </w:r>
           </w:p>
         </w:tc>
@@ -3570,7 +3570,7 @@
                 <w:sz w:val="18"/>
                 <w:szCs w:val="18"/>
               </w:rPr>
-              <w:t xml:space="preserve">Người dùng nhấn "Tiếp theo". Hệ thống kiểm tra: lĩnh vực chuyên sâu phải chọn ít nhất 1, số năm kinh nghiệm phải chọn. Trường hợp 1: Hợp lệ – chuyển sang Bước 3, lưu nháp. Trường hợp 2: Lỗi validate – hiển thị thông báo lỗi tại trường bị lỗi.</w:t>
+              <w:t xml:space="preserve">Người dùng nhấn "Tiếp theo". Hệ thống kiểm tra: lĩnh vực chuyên sâu phải chọn ít nhất 1, số năm kinh nghiệm phải chọn. Trường hợp 1: Hợp lệ – chuyển sang Bước 3, lưu nháp. Trường hợp 2: Lỗi kiểm tra tính hợp lệ – hiển thị thông báo lỗi tại trường bị lỗi.</w:t>
             </w:r>
           </w:p>
         </w:tc>
@@ -3980,7 +3980,7 @@
                 <w:sz w:val="18"/>
                 <w:szCs w:val="18"/>
               </w:rPr>
-              <w:t xml:space="preserve">Vùng tải lên CV (Curriculum Vitae). Hỗ trợ: kéo thả file hoặc nhấn để chọn file. Định dạng chấp nhận: PDF, DOCX. Giới hạn dung lượng: tối đa 10MB. Sau khi tải lên: hiển thị tên file + kích thước + icon xóa (×) để tải lại. Validate: bắt buộc phải có file CV trước khi chuyển bước.</w:t>
+              <w:t xml:space="preserve">Vùng tải lên CV (Curriculum Vitae). Hỗ trợ: kéo thả file hoặc nhấn để chọn file. Định dạng chấp nhận: PDF, DOCX. Giới hạn dung lượng: tối đa 10MB. Sau khi tải lên: hiển thị tên file + kích thước + biểu tượng xóa (×) để tải lại. kiểm tra tính hợp lệ: bắt buộc phải có file CV trước khi chuyển bước.</w:t>
             </w:r>
           </w:p>
         </w:tc>
@@ -4295,7 +4295,7 @@
                 <w:sz w:val="18"/>
                 <w:szCs w:val="18"/>
               </w:rPr>
-              <w:t xml:space="preserve">Danh sách checkbox các chuyên mục nội dung trên Cổng mà người dùng muốn đóng góp bài viết: "Tin tức pháp luật", "Phân tích – Bình luận pháp lý", "Phổ biến giáo dục pháp luật", "Nghiên cứu – Trao đổi", "Tư vấn pháp lý", "Bài giảng – Tài liệu học tập". Tối thiểu chọn 1 chuyên mục.</w:t>
+              <w:t xml:space="preserve">Danh sách hộp kiểm các chuyên mục nội dung trên Cổng mà người dùng muốn đóng góp bài viết: "Tin tức pháp luật", "Phân tích – Bình luận pháp lý", "Phổ biến giáo dục pháp luật", "Nghiên cứu – Trao đổi", "Tư vấn pháp lý", "Bài giảng – Tài liệu học tập". Tối thiểu chọn 1 chuyên mục.</w:t>
             </w:r>
           </w:p>
         </w:tc>
@@ -4400,7 +4400,7 @@
                 <w:sz w:val="18"/>
                 <w:szCs w:val="18"/>
               </w:rPr>
-              <w:t xml:space="preserve">Link đến trang LinkedIn, website cá nhân, blog pháp lý hoặc trang cá nhân khác để tham khảo thêm. Validate: định dạng URL hợp lệ nếu nhập.</w:t>
+              <w:t xml:space="preserve">liên kết đến trang LinkedIn, website cá nhân, blog pháp lý hoặc trang cá nhân khác để tham khảo thêm. kiểm tra tính hợp lệ: định dạng URL hợp lệ nếu nhập.</w:t>
             </w:r>
           </w:p>
         </w:tc>
@@ -4629,7 +4629,7 @@
                 <w:sz w:val="18"/>
                 <w:szCs w:val="18"/>
               </w:rPr>
-              <w:t xml:space="preserve">Người dùng kéo thả hoặc nhấn để chọn file CV từ thiết bị. Hệ thống kiểm tra định dạng và dung lượng. Trường hợp 1: File hợp lệ – hiển thị preview tên file, kích thước và icon xóa. Trường hợp 2: File sai định dạng (không phải PDF/DOCX) – hiển thị lỗi "Chỉ chấp nhận file PDF hoặc DOCX". Trường hợp 3: File quá dung lượng – hiển thị lỗi "File vượt quá 10MB".</w:t>
+              <w:t xml:space="preserve">Người dùng kéo thả hoặc nhấn để chọn file CV từ thiết bị. Hệ thống kiểm tra định dạng và dung lượng. Trường hợp 1: File hợp lệ – hiển thị preview tên file, kích thước và biểu tượng xóa. Trường hợp 2: File sai định dạng (không phải PDF/DOCX) – hiển thị lỗi "Chỉ chấp nhận file PDF hoặc DOCX". Trường hợp 3: File quá dung lượng – hiển thị lỗi "File vượt quá 10MB".</w:t>
             </w:r>
           </w:p>
         </w:tc>
@@ -4714,7 +4714,7 @@
                 <w:sz w:val="18"/>
                 <w:szCs w:val="18"/>
               </w:rPr>
-              <w:t xml:space="preserve">Người dùng tải lên tối đa 5 file chứng chỉ. Mỗi file được kiểm tra định dạng và dung lượng riêng lẻ. File hợp lệ được thêm vào danh sách. Nhấn icon × để xóa file khỏi danh sách trước khi gửi.</w:t>
+              <w:t xml:space="preserve">Người dùng tải lên tối đa 5 file chứng chỉ. Mỗi file được kiểm tra định dạng và dung lượng riêng lẻ. File hợp lệ được thêm vào danh sách. Nhấn biểu tượng × để xóa file khỏi danh sách trước khi gửi.</w:t>
             </w:r>
           </w:p>
         </w:tc>
@@ -4943,7 +4943,7 @@
     </w:p>
     <w:p>
       <w:r>
-        <w:t xml:space="preserve">Bước cuối cùng của wizard. Hiển thị toàn bộ thông tin đã nhập ở 3 bước trước dưới dạng read-only summary để người dùng rà soát trước khi gửi chính thức. Bao gồm checkbox đồng ý điều khoản và nút "Gửi đăng ký".</w:t>
+        <w:t xml:space="preserve">Bước cuối cùng của wizard. Hiển thị toàn bộ thông tin đã nhập ở 3 bước trước dưới dạng read-only summary để người dùng rà soát trước khi gửi chính thức. Bao gồm hộp kiểm đồng ý điều khoản và nút "Gửi đăng ký".</w:t>
       </w:r>
     </w:p>
     <w:p>
@@ -5209,7 +5209,7 @@
                 <w:sz w:val="18"/>
                 <w:szCs w:val="18"/>
               </w:rPr>
-              <w:t xml:space="preserve">Khối hiển thị read-only toàn bộ thông tin Bước 1: Họ tên, Số CCCD/Hộ chiếu, Ngày sinh, SĐT, Email, Địa chỉ, Tỉnh/Thành phố. Có nút "Chỉnh sửa" (link) góc phải của mỗi khối để người dùng quay lại bước tương ứng chỉnh sửa.</w:t>
+              <w:t xml:space="preserve">Khối hiển thị read-only toàn bộ thông tin Bước 1: Họ tên, Số CCCD/Hộ chiếu, Ngày sinh, SĐT, Email, Địa chỉ, Tỉnh/Thành phố. Có nút "Chỉnh sửa" (liên kết) góc phải của mỗi khối để người dùng quay lại bước tương ứng chỉnh sửa.</w:t>
             </w:r>
           </w:p>
         </w:tc>
@@ -5419,7 +5419,7 @@
                 <w:sz w:val="18"/>
                 <w:szCs w:val="18"/>
               </w:rPr>
-              <w:t xml:space="preserve">Khối hiển thị Bước 3: Tên file CV (có link xem preview nếu PDF), danh sách tên file chứng chỉ, tóm tắt giới thiệu bản thân (rút gọn 200 ký tự, có "Xem thêm"), chuyên mục đã chọn, URL mạng xã hội. Có nút "Chỉnh sửa".</w:t>
+              <w:t xml:space="preserve">Khối hiển thị Bước 3: Tên file CV (có liên kết xem preview nếu PDF), danh sách tên file chứng chỉ, tóm tắt giới thiệu bản thân (rút gọn 200 ký tự, có "Xem thêm"), chuyên mục đã chọn, URL mạng xã hội. Có nút "Chỉnh sửa".</w:t>
             </w:r>
           </w:p>
         </w:tc>
@@ -5524,7 +5524,7 @@
                 <w:sz w:val="18"/>
                 <w:szCs w:val="18"/>
               </w:rPr>
-              <w:t xml:space="preserve">Checkbox "Tôi đồng ý với [Điều khoản và điều kiện cộng tác viên]" – trong đó "[Điều khoản...]" là hyperlink mở trang/modal điều khoản. Checkbox bắt buộc phải tích trước khi nút "Gửi đăng ký" kích hoạt.</w:t>
+              <w:t xml:space="preserve">hộp kiểm "Tôi đồng ý với [Điều khoản và điều kiện cộng tác viên]" – trong đó "[Điều khoản...]" là hyperlink mở trang/hộp thoại điều khoản. hộp kiểm bắt buộc phải tích trước khi nút "Gửi đăng ký" kích hoạt.</w:t>
             </w:r>
           </w:p>
         </w:tc>
@@ -5629,7 +5629,7 @@
                 <w:sz w:val="18"/>
                 <w:szCs w:val="18"/>
               </w:rPr>
-              <w:t xml:space="preserve">Nút gửi hồ sơ chính thức. Chỉ kích hoạt (enabled) khi checkbox điều khoản được tích. Khi disabled: màu xám, có tooltip "Vui lòng đọc và đồng ý với điều khoản cộng tác viên".</w:t>
+              <w:t xml:space="preserve">Nút gửi hồ sơ chính thức. Chỉ kích hoạt (enabled) khi hộp kiểm điều khoản được tích. Khi disabled: màu xám, có tooltip "Vui lòng đọc và đồng ý với điều khoản cộng tác viên".</w:t>
             </w:r>
           </w:p>
         </w:tc>
@@ -5943,7 +5943,7 @@
                 <w:sz w:val="18"/>
                 <w:szCs w:val="18"/>
               </w:rPr>
-              <w:t xml:space="preserve">Người dùng tích checkbox. Nút "Gửi đăng ký" chuyển sang trạng thái enabled (màu chủ đạo). Khi bỏ tích: nút trở về disabled. Nhấn link điều khoản: mở modal hoặc trang mới hiển thị nội dung điều khoản và nghĩa vụ cộng tác viên (không điều hướng rời khỏi form).</w:t>
+              <w:t xml:space="preserve">Người dùng tích hộp kiểm. Nút "Gửi đăng ký" chuyển sang trạng thái enabled (màu chủ đạo). Khi bỏ tích: nút trở về disabled. Nhấn liên kết điều khoản: mở hộp thoại hoặc trang mới hiển thị nội dung điều khoản và nghĩa vụ cộng tác viên (không điều hướng rời khỏi biểu mẫu).</w:t>
             </w:r>
           </w:p>
         </w:tc>
@@ -6028,7 +6028,7 @@
                 <w:sz w:val="18"/>
                 <w:szCs w:val="18"/>
               </w:rPr>
-              <w:t xml:space="preserve">Người dùng nhấn "Gửi đăng ký" (sau khi đã tích checkbox). Hệ thống hiển thị loading spinner trên nút. Sau khi gửi thành công: ẩn wizard, hiển thị màn hình thành công (MH06). Hệ thống gửi email xác nhận đến địa chỉ email người dùng đã khai báo. Hồ sơ được tạo trong hệ thống CMS với trạng thái "Chờ duyệt". Trường hợp lỗi hệ thống: hiển thị thông báo lỗi "Gửi hồ sơ thất bại. Vui lòng thử lại sau." và cho phép gửi lại mà không mất dữ liệu.</w:t>
+              <w:t xml:space="preserve">Người dùng nhấn "Gửi đăng ký" (sau khi đã tích hộp kiểm). Hệ thống hiển thị loading spinner trên nút. Sau khi gửi thành công: ẩn wizard, hiển thị màn hình thành công (MH06). Hệ thống gửi email xác nhận đến địa chỉ email người dùng đã khai báo. Hồ sơ được tạo trong hệ thống CMS với trạng thái "Chờ duyệt". Trường hợp lỗi hệ thống: hiển thị thông báo lỗi "Gửi hồ sơ thất bại. Vui lòng thử lại sau." và cho phép gửi lại mà không mất dữ liệu.</w:t>
             </w:r>
           </w:p>
         </w:tc>
@@ -6438,7 +6438,7 @@
                 <w:sz w:val="18"/>
                 <w:szCs w:val="18"/>
               </w:rPr>
-              <w:t xml:space="preserve">Icon hoặc illustration minh họa trạng thái gửi thành công (checkmark xanh lá, phong bì bay...).</w:t>
+              <w:t xml:space="preserve">biểu tượng hoặc illustration minh họa trạng thái gửi thành công (checkmark xanh lá, phong bì bay...).</w:t>
             </w:r>
           </w:p>
         </w:tc>
@@ -6648,7 +6648,7 @@
                 <w:sz w:val="18"/>
                 <w:szCs w:val="18"/>
               </w:rPr>
-              <w:t xml:space="preserve">Trình bày các bước xét duyệt dạng timeline dọc: (1) "Đã gửi hồ sơ" – icon tích xanh (đã hoàn thành); (2) "Đang xem xét" – trạng thái chờ; (3) "Phê duyệt / Từ chối" – trạng thái chờ. Kèm mô tả thời gian xử lý dự kiến: "Thời gian xét duyệt thông thường: 3–7 ngày làm việc".</w:t>
+              <w:t xml:space="preserve">Trình bày các bước xét duyệt dạng timeline dọc: (1) "Đã gửi hồ sơ" – biểu tượng tích xanh (đã hoàn thành); (2) "Đang xem xét" – trạng thái chờ; (3) "Phê duyệt / Từ chối" – trạng thái chờ. Kèm mô tả thời gian xử lý dự kiến: "Thời gian xét duyệt thông thường: 3–7 ngày làm việc".</w:t>
             </w:r>
           </w:p>
         </w:tc>
